--- a/process/Catalyst-Process-BPM-Editor-Handover-2026-09-06.docx
+++ b/process/Catalyst-Process-BPM-Editor-Handover-2026-09-06.docx
@@ -55,10 +55,7 @@
         <w:jc w:val="center"/>
       </w:pPr>
       <w:r>
-        <w:rPr>
-          <w:b/>
-        </w:rPr>
-        <w:t>Status: comprehensive implementation handover • 6 September 2026</w:t>
+        <w:t>Status: current implementation handover • updated 6 September 2026, 20:17 AEST</w:t>
       </w:r>
     </w:p>
     <w:tbl>
@@ -141,7 +138,7 @@
           </w:tcPr>
           <w:p>
             <w:r>
-              <w:t>ProcessSep6-label-edit-end-focus-fix1-examplefix1.zip</w:t>
+              <w:t>ProcessSep6-full-canvas-diagram-fix2.zip</w:t>
             </w:r>
           </w:p>
         </w:tc>
@@ -206,7 +203,7 @@
     </w:p>
     <w:p>
       <w:r>
-        <w:t>Catalyst Process now has a working BPMN editor slice built as a Catalyst Process presentation inside Foundation Atelier. The implementation has moved well beyond the 4 September research handover: the semantic/DI split is implemented; staged create, move, resize, connect, reconnect, insert, remove and replace operations are executable; shape and edge visuals have been decomposed; Call Activity and Sub-Process support exist; expanded Sub-Processes host nested process visuals using natural Bloc containment; palette drop and semantic transfer into nested containers are implemented; resize handles and cursor behavior have been refined; and direct label editing is being brought into a coherent keyboard-focus contract.</w:t>
+        <w:t>Catalyst Process now has a substantial working BPMN editor slice built as a Catalyst Process presentation inside Foundation Atelier. The semantic/DI split, staged create/move/resize/connect/reconnect/insert/remove/replace operations, decomposed shape and edge visuals, Call Activity, expanded Sub-Processes, nested process composition, direct labels, native cursors and transparent resize handles are established. Since the earlier version of this handover, the Collaboration slice has advanced materially: CPCollaboration, CPParticipant and CPMessageFlow are represented; Participants render as Pools; the edited Process can be hosted inside its Participant; black-box Participants render without a Process visual; MessageFlows have their own collaboration visual and operation path; and Participant creation is wired into the Process palette. The current unresolved issue is workspace scrolling/navigation, not BPMN semantics.</w:t>
       </w:r>
     </w:p>
     <w:p>
@@ -221,7 +218,7 @@
     </w:p>
     <w:p>
       <w:r>
-        <w:t>The immediate priority is to finish nested interaction and label/focus contracts, remove remaining root-only assumptions, strengthen executable examples around semantic containment, then continue vertically into the next BPMN capability families.</w:t>
+        <w:t>The immediate priority has shifted to workspace navigation. Collaboration/Participant/MessageFlow has now been implemented far enough to expose the real canvas problem: the whole visible Atelier workspace must behave as the diagram/drop surface while native trackpad/mouse-wheel scrolling remains useful for centering and navigating diagrams. The latest workspace-margin/content-layer experiment does not yet satisfy that interaction contract and must be resolved before continuing into Lanes.</w:t>
       </w:r>
     </w:p>
     <w:p>
@@ -2924,7 +2921,7 @@
           </w:tcPr>
           <w:p>
             <w:r>
-              <w:t>Introduces true inter-participant communication and pool depiction; pressure-tests connection inference.</w:t>
+              <w:t>Implemented current vertical slice: Participants/Pools, hosted Process, black-box Pool, MessageFlow rendering/connection and palette Participant creation. Workspace navigation must be settled before adding Lanes.</w:t>
             </w:r>
           </w:p>
         </w:tc>
@@ -3152,7 +3149,7 @@
     </w:p>
     <w:p>
       <w:r>
-        <w:t>The current delivered source snapshot contains 228 Smalltalk `.st` files.</w:t>
+        <w:t>The current delivered source snapshot contains 246 Smalltalk `.st` files.</w:t>
       </w:r>
     </w:p>
     <w:p>
@@ -3208,7 +3205,150 @@
         <w:pStyle w:val="Heading1"/>
       </w:pPr>
       <w:r>
-        <w:t>21. Handover checklist</w:t>
+        <w:t>21. Continuation update: Collaboration and full-canvas workspace</w:t>
+      </w:r>
+    </w:p>
+    <w:p>
+      <w:r>
+        <w:t>This section records the work completed after the original handover snapshot and supersedes earlier statements where they conflict with the current source.</w:t>
+      </w:r>
+    </w:p>
+    <w:p>
+      <w:pPr>
+        <w:pStyle w:val="Heading2"/>
+      </w:pPr>
+      <w:r>
+        <w:t>21.1 Collaboration / Participant / MessageFlow now implemented</w:t>
+      </w:r>
+    </w:p>
+    <w:p>
+      <w:r>
+        <w:t>CPCollaborationVisualElement renders the definitional Collaboration of the root CPProcess. CPParticipantShapeElement renders Participant/Pool geometry. The Participant whose processRef is the edited Process hosts the already-configured CPProcessVisualElement; a black-box Participant renders as a Pool without Process content.</w:t>
+      </w:r>
+    </w:p>
+    <w:p>
+      <w:r>
+        <w:t>CPAtelierCreateParticipant and CPAtelierConnectMessageFlow provide staged semantic/DI operation paths. CPCollaborationMessageFlowVisual owns MessageFlow depiction. Participant creation is available through the Process palette. MessageFlow connection targeting is collaboration-level and distinct from SequenceFlow targeting.</w:t>
+      </w:r>
+    </w:p>
+    <w:p>
+      <w:r>
+        <w:t>Lanes are not implemented in the current source snapshot. They remain the next structural container capability after the workspace/navigation contract is stable.</w:t>
+      </w:r>
+    </w:p>
+    <w:p>
+      <w:pPr>
+        <w:pStyle w:val="Heading2"/>
+      </w:pPr>
+      <w:r>
+        <w:t>21.2 Canvas and DI content-layer work</w:t>
+      </w:r>
+    </w:p>
+    <w:p>
+      <w:r>
+        <w:t>The user contract is explicit: the entire visible canvas is the diagram. A palette item must be droppable anywhere in the usable workspace. The diagram must not feel like a small island surrounded by unrelated blank UI.</w:t>
+      </w:r>
+    </w:p>
+    <w:p>
+      <w:r>
+        <w:t>The latest source introduces workspaceMargin (currently 320@220) and a diagramContentElement for the outer standalone Process. The outer Collaboration similarly owns a diagramContentElement. DI shapes, edges, MessageFlow markers/labels and drag proxies are parented into the appropriate DI presentation parent so workspace margin can exist without changing authored BPMN DI coordinates.</w:t>
+      </w:r>
+    </w:p>
+    <w:p>
+      <w:r>
+        <w:t>Nested CPProcessVisualElement instances and Process visuals hosted inside Participants deliberately retain their natural direct-child Bloc structure instead of receiving the outer workspace-margin layer. This preserves the established Sub-Process containment model and avoids contaminating nested DI coordinates with outer-workspace navigation concerns.</w:t>
+      </w:r>
+    </w:p>
+    <w:p>
+      <w:pPr>
+        <w:pStyle w:val="Heading2"/>
+      </w:pPr>
+      <w:r>
+        <w:t>21.3 Scrolling remains unresolved</w:t>
+      </w:r>
+    </w:p>
+    <w:p>
+      <w:r>
+        <w:t>Trackpad/mouse-wheel panning existed earlier in the project and is the required navigation paradigm. A temporary click-and-drag panning experiment was rejected and removed. Do not invent a replacement gesture for behavior already established by native scrolling.</w:t>
+      </w:r>
+    </w:p>
+    <w:p>
+      <w:r>
+        <w:t>ProcessSep6-full-canvas-diagram-fix2.zip does not yet scroll in a useful way. The content-layer/margin work improves the distinction between workspace coordinates and authored DI coordinates, but it has not yet produced the required navigation experience. Treat scrolling as an open defect, not as completed work.</w:t>
+      </w:r>
+    </w:p>
+    <w:p>
+      <w:r>
+        <w:t>The next investigation must begin from the previously working trackpad/mouse-wheel integration and current Bloc scroll/viewport ownership. Determine exactly which element used to own scrolling, which element now owns layout extent, and how the outer Process/Collaboration presentation can expose sufficient scrollable extent while keeping the entire viewport a valid diagram/drop target. Fix the ownership/layout cause rather than adding another interaction layer.</w:t>
+      </w:r>
+    </w:p>
+    <w:p>
+      <w:pPr>
+        <w:pStyle w:val="Heading2"/>
+      </w:pPr>
+      <w:r>
+        <w:t>21.4 Testing lessons from the workspace change</w:t>
+      </w:r>
+    </w:p>
+    <w:p>
+      <w:r>
+        <w:t>The new DI content layer made several old parentage assertions stale. Outer Process and Collaboration DI content may legitimately be parented by diagramContentElement, while nested/hosted Process content remains directly parented by its CPProcessVisualElement.</w:t>
+      </w:r>
+    </w:p>
+    <w:p>
+      <w:r>
+        <w:t>Low-level BlScripter pointer/gesture examples were removed from CPProcessVisualElementExamples after the workspace offset demonstrated that they were primarily measuring synthetic pointer-coordinate mechanics. Keep stable semantic-operation, delegation, containment and target-boundary examples as the regression contract. Add gesture-level tests only when the gesture pipeline itself is the behavior under investigation.</w:t>
+      </w:r>
+    </w:p>
+    <w:p>
+      <w:pPr>
+        <w:pStyle w:val="Heading2"/>
+      </w:pPr>
+      <w:r>
+        <w:t>21.5 Immediate next steps</w:t>
+      </w:r>
+    </w:p>
+    <w:p>
+      <w:r>
+        <w:t>1. Restore useful native trackpad/mouse-wheel scrolling by grounding the fix in the previously working Bloc scrolling path; do not add click-drag canvas panning.</w:t>
+      </w:r>
+    </w:p>
+    <w:p>
+      <w:r>
+        <w:t>2. Preserve the full-canvas contract: every usable blank point in the Atelier diagram viewport must resolve to a valid Process or Collaboration drop surface.</w:t>
+      </w:r>
+    </w:p>
+    <w:p>
+      <w:r>
+        <w:t>3. Keep authored BPMN DI coordinates independent of workspace navigation margin/scroll position. Scrolling changes presentation coordinates, not CPShape.bounds or CPEdge.waypoints.</w:t>
+      </w:r>
+    </w:p>
+    <w:p>
+      <w:r>
+        <w:t>4. Verify the same navigation contract for both a standalone Process and a Collaboration containing Pools, including the Process hosted inside its Participant.</w:t>
+      </w:r>
+    </w:p>
+    <w:p>
+      <w:r>
+        <w:t>5. Re-run the Process GT examples and manually exercise palette drop at the viewport extremes, trackpad centering, node drag, nested Sub-Process drag/clip, Pool rendering and MessageFlow rendering.</w:t>
+      </w:r>
+    </w:p>
+    <w:p>
+      <w:r>
+        <w:t>6. Once scrolling is stable, implement Lanes as the next BPMN structural slice. Reuse the established semantic/DI/operation/presentation layering; do not make Lane behavior a canvas special case.</w:t>
+      </w:r>
+    </w:p>
+    <w:p>
+      <w:r>
+        <w:t>7. After Lanes, continue with Boundary Events + EventDefinitions, then data integration and routing/snapping polish as already planned.</w:t>
+      </w:r>
+    </w:p>
+    <w:p>
+      <w:pPr>
+        <w:pStyle w:val="Heading1"/>
+      </w:pPr>
+      <w:r>
+        <w:t>22. Handover checklist</w:t>
       </w:r>
     </w:p>
     <w:p>
@@ -3466,7 +3606,7 @@
     </w:p>
     <w:p>
       <w:r>
-        <w:t>Continue from: ProcessSep6-label-edit-end-focus-fix1-examplefix1.zip</w:t>
+        <w:t>Continue from: ProcessSep6-full-canvas-diagram-fix2.zip</w:t>
       </w:r>
     </w:p>
     <w:p>
